--- a/backend/docs/接口设计表.docx
+++ b/backend/docs/接口设计表.docx
@@ -23,7 +23,7 @@
           <w:b w:val="0"/>
           <w:sz w:val="21"/>
         </w:rPr>
-        <w:t>&gt; 系统: 基于Prompt工程的上市公司财报解读与行业对标系统</w:t>
+        <w:t>&gt; 系统: 基于Prompt工程的listed_company财报解读与industry_benchmark系统</w:t>
       </w:r>
     </w:p>
     <w:p>
@@ -823,7 +823,7 @@
           <w:color w:val="1F3B63"/>
           <w:sz w:val="24"/>
         </w:rPr>
-        <w:t>1.6 行业对标(核心)</w:t>
+        <w:t>1.6 industry_benchmark(核心)</w:t>
       </w:r>
     </w:p>
     <w:p>
@@ -1172,7 +1172,7 @@
           <w:color w:val="1F3B63"/>
           <w:sz w:val="24"/>
         </w:rPr>
-        <w:t>1.9 重算指标与行业对标</w:t>
+        <w:t>1.9 重算指标与industry_benchmark</w:t>
       </w:r>
     </w:p>
     <w:p>
@@ -1231,7 +1231,7 @@
           <w:b w:val="0"/>
           <w:sz w:val="21"/>
         </w:rPr>
-        <w:t>流程: 原始数据 → 指标计算引擎(12项) → 行业对标统计引擎(均值/中位数/标准差/P25/P75)</w:t>
+        <w:t>流程: 原始数据 → 指标计算引擎(12项) → industry_benchmark统计引擎(均值/中位数/标准差/P25/P75)</w:t>
       </w:r>
     </w:p>
     <w:p>
@@ -1328,7 +1328,7 @@
           <w:b w:val="0"/>
           <w:sz w:val="21"/>
         </w:rPr>
-        <w:t>流程: 取行业对标数据 → 序列化为数据上下文 JSON → 组装三层 Prompt</w:t>
+        <w:t>流程: 取industry_benchmark数据 → 序列化为数据上下文 JSON → 组装三层 Prompt</w:t>
       </w:r>
     </w:p>
     <w:p>
@@ -1858,7 +1858,7 @@
                 <w:b w:val="0"/>
                 <w:sz w:val="21"/>
               </w:rPr>
-              <w:t>行业对标数据未找到</w:t>
+              <w:t>industry_benchmark数据未找到</w:t>
             </w:r>
           </w:p>
         </w:tc>
@@ -1994,7 +1994,7 @@
                 <w:b w:val="0"/>
                 <w:sz w:val="21"/>
               </w:rPr>
-              <w:t>提示词模板未找到</w:t>
+              <w:t>prompt_template未找到</w:t>
             </w:r>
           </w:p>
         </w:tc>

--- a/backend/docs/接口设计表.docx
+++ b/backend/docs/接口设计表.docx
@@ -23,7 +23,7 @@
           <w:b w:val="0"/>
           <w:sz w:val="21"/>
         </w:rPr>
-        <w:t>&gt; 系统: 基于Prompt工程的listed_company财报解读与industry_benchmark系统</w:t>
+        <w:t>&gt; 系统: 基于 Prompt 工程的上市公司财报解读与行业对标系统</w:t>
       </w:r>
     </w:p>
     <w:p>
@@ -151,6 +151,49 @@
     </w:p>
     <w:p>
       <w:pPr>
+        <w:pStyle w:val="ListBullet"/>
+      </w:pPr>
+      <w:r>
+        <w:rPr>
+          <w:rFonts w:ascii="Calibri" w:hAnsi="Calibri" w:eastAsia="宋体"/>
+          <w:b w:val="0"/>
+          <w:sz w:val="21"/>
+        </w:rPr>
+        <w:t xml:space="preserve">前端调用示例见 </w:t>
+      </w:r>
+      <w:r>
+        <w:rPr>
+          <w:rFonts w:ascii="Consolas" w:hAnsi="Consolas" w:eastAsia="宋体"/>
+          <w:sz w:val="19"/>
+        </w:rPr>
+        <w:t>frontend/src/api.js</w:t>
+      </w:r>
+      <w:r>
+        <w:rPr>
+          <w:rFonts w:ascii="Calibri" w:hAnsi="Calibri" w:eastAsia="宋体"/>
+          <w:b w:val="0"/>
+          <w:sz w:val="21"/>
+        </w:rPr>
+        <w:t xml:space="preserve">; 前端通过 Vite 代理将 </w:t>
+      </w:r>
+      <w:r>
+        <w:rPr>
+          <w:rFonts w:ascii="Consolas" w:hAnsi="Consolas" w:eastAsia="宋体"/>
+          <w:sz w:val="19"/>
+        </w:rPr>
+        <w:t>/api</w:t>
+      </w:r>
+      <w:r>
+        <w:rPr>
+          <w:rFonts w:ascii="Calibri" w:hAnsi="Calibri" w:eastAsia="宋体"/>
+          <w:b w:val="0"/>
+          <w:sz w:val="21"/>
+        </w:rPr>
+        <w:t xml:space="preserve"> 转发到本服务</w:t>
+      </w:r>
+    </w:p>
+    <w:p>
+      <w:pPr>
         <w:pStyle w:val="Heading2"/>
       </w:pPr>
       <w:r>
@@ -209,7 +252,141 @@
           <w:color w:val="1F3B63"/>
           <w:sz w:val="24"/>
         </w:rPr>
-        <w:t>1.2 公司分页查询</w:t>
+        <w:t>1.2 指标元数据</w:t>
+      </w:r>
+    </w:p>
+    <w:p>
+      <w:r>
+        <w:rPr>
+          <w:rFonts w:ascii="Consolas" w:hAnsi="Consolas" w:eastAsia="宋体"/>
+          <w:sz w:val="19"/>
+        </w:rPr>
+        <w:t>GET /api/finance/indicators</w:t>
+      </w:r>
+    </w:p>
+    <w:p>
+      <w:pPr>
+        <w:shd w:val="clear" w:fill="F2F2F2"/>
+      </w:pPr>
+      <w:r>
+        <w:rPr>
+          <w:rFonts w:ascii="Consolas" w:hAnsi="Consolas" w:eastAsia="宋体"/>
+          <w:sz w:val="18"/>
+        </w:rPr>
+        <w:t>// 返回 data: [{"code":"roe","name":"净资产收益率(ROE)","dimension":"盈利能力","unit":"%","betterDirection":"higher_better"}]</w:t>
+      </w:r>
+    </w:p>
+    <w:p>
+      <w:pPr>
+        <w:pStyle w:val="ListBullet"/>
+      </w:pPr>
+      <w:r>
+        <w:rPr>
+          <w:rFonts w:ascii="Calibri" w:hAnsi="Calibri" w:eastAsia="宋体"/>
+          <w:b w:val="0"/>
+          <w:sz w:val="21"/>
+        </w:rPr>
+        <w:t>返回全部 12 项指标的</w:t>
+      </w:r>
+      <w:r>
+        <w:rPr>
+          <w:rFonts w:ascii="Calibri" w:hAnsi="Calibri" w:eastAsia="宋体"/>
+          <w:b/>
+          <w:sz w:val="21"/>
+        </w:rPr>
+        <w:t>元数据</w:t>
+      </w:r>
+      <w:r>
+        <w:rPr>
+          <w:rFonts w:ascii="Calibri" w:hAnsi="Calibri" w:eastAsia="宋体"/>
+          <w:b w:val="0"/>
+          <w:sz w:val="21"/>
+        </w:rPr>
+        <w:t>(不含数值), 供前端渲染指标下拉、指标字典与图表轴</w:t>
+      </w:r>
+    </w:p>
+    <w:p>
+      <w:pPr>
+        <w:pStyle w:val="ListBullet"/>
+      </w:pPr>
+      <w:r>
+        <w:rPr>
+          <w:rFonts w:ascii="Consolas" w:hAnsi="Consolas" w:eastAsia="宋体"/>
+          <w:sz w:val="19"/>
+        </w:rPr>
+        <w:t>dimension</w:t>
+      </w:r>
+      <w:r>
+        <w:rPr>
+          <w:rFonts w:ascii="Calibri" w:hAnsi="Calibri" w:eastAsia="宋体"/>
+          <w:b w:val="0"/>
+          <w:sz w:val="21"/>
+        </w:rPr>
+        <w:t>: 盈利能力 / 成长性 / 财务风险 / 盈利质量 / 每股指标 / 估值</w:t>
+      </w:r>
+    </w:p>
+    <w:p>
+      <w:pPr>
+        <w:pStyle w:val="ListBullet"/>
+      </w:pPr>
+      <w:r>
+        <w:rPr>
+          <w:rFonts w:ascii="Consolas" w:hAnsi="Consolas" w:eastAsia="宋体"/>
+          <w:sz w:val="19"/>
+        </w:rPr>
+        <w:t>betterDirection</w:t>
+      </w:r>
+      <w:r>
+        <w:rPr>
+          <w:rFonts w:ascii="Calibri" w:hAnsi="Calibri" w:eastAsia="宋体"/>
+          <w:b w:val="0"/>
+          <w:sz w:val="21"/>
+        </w:rPr>
+        <w:t xml:space="preserve">: </w:t>
+      </w:r>
+      <w:r>
+        <w:rPr>
+          <w:rFonts w:ascii="Consolas" w:hAnsi="Consolas" w:eastAsia="宋体"/>
+          <w:sz w:val="19"/>
+        </w:rPr>
+        <w:t>higher_better</w:t>
+      </w:r>
+      <w:r>
+        <w:rPr>
+          <w:rFonts w:ascii="Calibri" w:hAnsi="Calibri" w:eastAsia="宋体"/>
+          <w:b w:val="0"/>
+          <w:sz w:val="21"/>
+        </w:rPr>
+        <w:t xml:space="preserve">(越高越好) / </w:t>
+      </w:r>
+      <w:r>
+        <w:rPr>
+          <w:rFonts w:ascii="Consolas" w:hAnsi="Consolas" w:eastAsia="宋体"/>
+          <w:sz w:val="19"/>
+        </w:rPr>
+        <w:t>lower_better</w:t>
+      </w:r>
+      <w:r>
+        <w:rPr>
+          <w:rFonts w:ascii="Calibri" w:hAnsi="Calibri" w:eastAsia="宋体"/>
+          <w:b w:val="0"/>
+          <w:sz w:val="21"/>
+        </w:rPr>
+        <w:t>(越低越好)</w:t>
+      </w:r>
+    </w:p>
+    <w:p>
+      <w:pPr>
+        <w:pStyle w:val="Heading3"/>
+      </w:pPr>
+      <w:r>
+        <w:rPr>
+          <w:rFonts w:ascii="Calibri" w:hAnsi="Calibri" w:eastAsia="黑体"/>
+          <w:b/>
+          <w:color w:val="1F3B63"/>
+          <w:sz w:val="24"/>
+        </w:rPr>
+        <w:t>1.3 公司分页查询</w:t>
       </w:r>
     </w:p>
     <w:p>
@@ -672,7 +849,7 @@
           <w:color w:val="1F3B63"/>
           <w:sz w:val="24"/>
         </w:rPr>
-        <w:t>1.3 公司详情</w:t>
+        <w:t>1.4 公司详情</w:t>
       </w:r>
     </w:p>
     <w:p>
@@ -727,7 +904,7 @@
           <w:color w:val="1F3B63"/>
           <w:sz w:val="24"/>
         </w:rPr>
-        <w:t>1.4 财务画像</w:t>
+        <w:t>1.5 财务画像</w:t>
       </w:r>
     </w:p>
     <w:p>
@@ -767,7 +944,7 @@
           <w:color w:val="1F3B63"/>
           <w:sz w:val="24"/>
         </w:rPr>
-        <w:t>1.5 多年度指标趋势</w:t>
+        <w:t>1.6 多年度指标趋势</w:t>
       </w:r>
     </w:p>
     <w:p>
@@ -823,7 +1000,7 @@
           <w:color w:val="1F3B63"/>
           <w:sz w:val="24"/>
         </w:rPr>
-        <w:t>1.6 industry_benchmark(核心)</w:t>
+        <w:t>1.7 行业对标(核心)</w:t>
       </w:r>
     </w:p>
     <w:p>
@@ -919,7 +1096,7 @@
           <w:color w:val="1F3B63"/>
           <w:sz w:val="24"/>
         </w:rPr>
-        <w:t>1.7 行业指标排名</w:t>
+        <w:t>1.8 行业指标排名</w:t>
       </w:r>
     </w:p>
     <w:p>
@@ -983,7 +1160,7 @@
           <w:color w:val="1F3B63"/>
           <w:sz w:val="24"/>
         </w:rPr>
-        <w:t>1.8 多条件交叉筛选(AND)</w:t>
+        <w:t>1.9 多条件交叉筛选(AND)</w:t>
       </w:r>
     </w:p>
     <w:p>
@@ -1172,7 +1349,7 @@
           <w:color w:val="1F3B63"/>
           <w:sz w:val="24"/>
         </w:rPr>
-        <w:t>1.9 重算指标与industry_benchmark</w:t>
+        <w:t>1.10 重算指标与行业对标</w:t>
       </w:r>
     </w:p>
     <w:p>
@@ -1231,7 +1408,7 @@
           <w:b w:val="0"/>
           <w:sz w:val="21"/>
         </w:rPr>
-        <w:t>流程: 原始数据 → 指标计算引擎(12项) → industry_benchmark统计引擎(均值/中位数/标准差/P25/P75)</w:t>
+        <w:t>流程: 原始数据 → 指标计算引擎(12项) → 行业基准统计引擎(均值/中位数/标准差/P25/P75)</w:t>
       </w:r>
     </w:p>
     <w:p>
@@ -1288,6 +1465,26 @@
     </w:p>
     <w:p>
       <w:pPr>
+        <w:pStyle w:val="ListBullet"/>
+      </w:pPr>
+      <w:r>
+        <w:rPr>
+          <w:rFonts w:ascii="Consolas" w:hAnsi="Consolas" w:eastAsia="宋体"/>
+          <w:sz w:val="19"/>
+        </w:rPr>
+        <w:t>templateType</w:t>
+      </w:r>
+      <w:r>
+        <w:rPr>
+          <w:rFonts w:ascii="Calibri" w:hAnsi="Calibri" w:eastAsia="宋体"/>
+          <w:b w:val="0"/>
+          <w:sz w:val="21"/>
+        </w:rPr>
+        <w:t>: 角色设定 / 数据注入 / 输出约束(即"三层 Prompt")</w:t>
+      </w:r>
+    </w:p>
+    <w:p>
+      <w:pPr>
         <w:pStyle w:val="Heading3"/>
       </w:pPr>
       <w:r>
@@ -1328,7 +1525,7 @@
           <w:b w:val="0"/>
           <w:sz w:val="21"/>
         </w:rPr>
-        <w:t>流程: 取industry_benchmark数据 → 序列化为数据上下文 JSON → 组装三层 Prompt</w:t>
+        <w:t>流程: 取行业对标数据 → 序列化为数据上下文 JSON → 组装三层 Prompt</w:t>
       </w:r>
     </w:p>
     <w:p>
@@ -1355,7 +1552,7 @@
           <w:rFonts w:ascii="Consolas" w:hAnsi="Consolas" w:eastAsia="宋体"/>
           <w:sz w:val="19"/>
         </w:rPr>
-        <w:t>data: AiReport {reportId, companyId, fiscalYear, reportPeriod, reportType:"brief", userQuestion, aiAnswer(Markdown), context(注入数据JSON, 防幻觉审计), createTime}</w:t>
+        <w:t>data: AiReport {reportId, companyId, fiscalYear, reportPeriod, reportType:"brief", userQuestion, aiAnswer(Markdown), context(注入数据JSON, 防幻觉审计), numericAccuracy, suspiciousCount, createTime}</w:t>
       </w:r>
     </w:p>
     <w:p>
@@ -1605,7 +1802,158 @@
           <w:color w:val="1F3B63"/>
           <w:sz w:val="28"/>
         </w:rPr>
-        <w:t>3. 错误码 (ErrorCodeEnums)</w:t>
+        <w:t>3. 系统模块</w:t>
+      </w:r>
+    </w:p>
+    <w:p>
+      <w:pPr>
+        <w:pStyle w:val="Heading3"/>
+      </w:pPr>
+      <w:r>
+        <w:rPr>
+          <w:rFonts w:ascii="Calibri" w:hAnsi="Calibri" w:eastAsia="黑体"/>
+          <w:b/>
+          <w:color w:val="1F3B63"/>
+          <w:sz w:val="24"/>
+        </w:rPr>
+        <w:t>3.1 健康检查</w:t>
+      </w:r>
+    </w:p>
+    <w:p>
+      <w:r>
+        <w:rPr>
+          <w:rFonts w:ascii="Consolas" w:hAnsi="Consolas" w:eastAsia="宋体"/>
+          <w:sz w:val="19"/>
+        </w:rPr>
+        <w:t>GET /api/health</w:t>
+      </w:r>
+    </w:p>
+    <w:p>
+      <w:pPr>
+        <w:shd w:val="clear" w:fill="F2F2F2"/>
+      </w:pPr>
+      <w:r>
+        <w:rPr>
+          <w:rFonts w:ascii="Consolas" w:hAnsi="Consolas" w:eastAsia="宋体"/>
+          <w:sz w:val="18"/>
+        </w:rPr>
+        <w:t>// 返回 data: {"app":"prompt_project","status":"UP","database":"UP","aiProvider":"mock","time":"2025-01-01 12:00:00"}</w:t>
+      </w:r>
+    </w:p>
+    <w:p>
+      <w:pPr>
+        <w:pStyle w:val="ListBullet"/>
+      </w:pPr>
+      <w:r>
+        <w:rPr>
+          <w:rFonts w:ascii="Calibri" w:hAnsi="Calibri" w:eastAsia="宋体"/>
+          <w:b w:val="0"/>
+          <w:sz w:val="21"/>
+        </w:rPr>
+        <w:t xml:space="preserve">前端顶栏的"服务状态"徽标轮询此接口; </w:t>
+      </w:r>
+      <w:r>
+        <w:rPr>
+          <w:rFonts w:ascii="Consolas" w:hAnsi="Consolas" w:eastAsia="宋体"/>
+          <w:sz w:val="19"/>
+        </w:rPr>
+        <w:t>database</w:t>
+      </w:r>
+      <w:r>
+        <w:rPr>
+          <w:rFonts w:ascii="Calibri" w:hAnsi="Calibri" w:eastAsia="宋体"/>
+          <w:b w:val="0"/>
+          <w:sz w:val="21"/>
+        </w:rPr>
+        <w:t xml:space="preserve"> 为 </w:t>
+      </w:r>
+      <w:r>
+        <w:rPr>
+          <w:rFonts w:ascii="Consolas" w:hAnsi="Consolas" w:eastAsia="宋体"/>
+          <w:sz w:val="19"/>
+        </w:rPr>
+        <w:t>DOWN</w:t>
+      </w:r>
+      <w:r>
+        <w:rPr>
+          <w:rFonts w:ascii="Calibri" w:hAnsi="Calibri" w:eastAsia="宋体"/>
+          <w:b w:val="0"/>
+          <w:sz w:val="21"/>
+        </w:rPr>
+        <w:t xml:space="preserve"> 时表示数据库不可用</w:t>
+      </w:r>
+    </w:p>
+    <w:p>
+      <w:pPr>
+        <w:pStyle w:val="Heading3"/>
+      </w:pPr>
+      <w:r>
+        <w:rPr>
+          <w:rFonts w:ascii="Calibri" w:hAnsi="Calibri" w:eastAsia="黑体"/>
+          <w:b/>
+          <w:color w:val="1F3B63"/>
+          <w:sz w:val="24"/>
+        </w:rPr>
+        <w:t>3.2 服务信息页(占位页)</w:t>
+      </w:r>
+    </w:p>
+    <w:p>
+      <w:r>
+        <w:rPr>
+          <w:rFonts w:ascii="Consolas" w:hAnsi="Consolas" w:eastAsia="宋体"/>
+          <w:sz w:val="19"/>
+        </w:rPr>
+        <w:t>GET /</w:t>
+      </w:r>
+      <w:r>
+        <w:rPr>
+          <w:rFonts w:ascii="Calibri" w:hAnsi="Calibri" w:eastAsia="宋体"/>
+          <w:b w:val="0"/>
+          <w:sz w:val="21"/>
+        </w:rPr>
+        <w:t xml:space="preserve"> (返回 </w:t>
+      </w:r>
+      <w:r>
+        <w:rPr>
+          <w:rFonts w:ascii="Consolas" w:hAnsi="Consolas" w:eastAsia="宋体"/>
+          <w:sz w:val="19"/>
+        </w:rPr>
+        <w:t>text/html</w:t>
+      </w:r>
+      <w:r>
+        <w:rPr>
+          <w:rFonts w:ascii="Calibri" w:hAnsi="Calibri" w:eastAsia="宋体"/>
+          <w:b w:val="0"/>
+          <w:sz w:val="21"/>
+        </w:rPr>
+        <w:t>)</w:t>
+      </w:r>
+    </w:p>
+    <w:p>
+      <w:pPr>
+        <w:pStyle w:val="ListBullet"/>
+      </w:pPr>
+      <w:r>
+        <w:rPr>
+          <w:rFonts w:ascii="Calibri" w:hAnsi="Calibri" w:eastAsia="宋体"/>
+          <w:b w:val="0"/>
+          <w:sz w:val="21"/>
+        </w:rPr>
+        <w:t>浏览器直接访问 8091 时展示的服务信息页(含接口索引与快速体验链接)</w:t>
+      </w:r>
+    </w:p>
+    <w:p>
+      <w:pPr>
+        <w:pStyle w:val="Heading2"/>
+      </w:pPr>
+      <w:r>
+        <w:rPr>
+          <w:rFonts w:ascii="Calibri" w:hAnsi="Calibri" w:eastAsia="黑体"/>
+          <w:b/>
+          <w:color w:val="1F3B63"/>
+          <w:sz w:val="28"/>
+        </w:rPr>
+        <w:t>4. 错误码 (ErrorCodeEnums)</w:t>
       </w:r>
     </w:p>
     <w:tbl>
@@ -1858,7 +2206,7 @@
                 <w:b w:val="0"/>
                 <w:sz w:val="21"/>
               </w:rPr>
-              <w:t>industry_benchmark数据未找到</w:t>
+              <w:t>行业对标数据未找到</w:t>
             </w:r>
           </w:p>
         </w:tc>
@@ -1994,7 +2342,7 @@
                 <w:b w:val="0"/>
                 <w:sz w:val="21"/>
               </w:rPr>
-              <w:t>prompt_template未找到</w:t>
+              <w:t>Prompt 模板未找到</w:t>
             </w:r>
           </w:p>
         </w:tc>
